--- a/00-首页/题组Word/初赛模拟卷/初赛模拟卷I（非有机·学生版）.docx
+++ b/00-首页/题组Word/初赛模拟卷/初赛模拟卷I（非有机·学生版）.docx
@@ -55,6 +55,7 @@
     <w:p>
       <w:pPr>
         <w:pStyle w:val="BlockText"/>
+        <w:ind w:firstLine="420"/>
       </w:pPr>
       <w:r>
         <w:rPr>
@@ -508,6 +509,7 @@
     <w:p>
       <w:pPr>
         <w:pStyle w:val="FirstParagraph"/>
+        <w:ind w:firstLine="420"/>
       </w:pPr>
       <w:r>
         <w:rPr>
@@ -525,6 +527,7 @@
     <w:p>
       <w:pPr>
         <w:pStyle w:val="BodyText"/>
+        <w:ind w:firstLine="420"/>
       </w:pPr>
       <w:r>
         <w:rPr>
@@ -635,6 +638,7 @@
     <w:p>
       <w:pPr>
         <w:pStyle w:val="BodyText"/>
+        <w:ind w:firstLine="420"/>
       </w:pPr>
       <w:r>
         <w:rPr>
@@ -758,6 +762,7 @@
     <w:p>
       <w:pPr>
         <w:pStyle w:val="BodyText"/>
+        <w:ind w:firstLine="420"/>
       </w:pPr>
       <w:r>
         <w:rPr>
@@ -834,6 +839,7 @@
     <w:p>
       <w:pPr>
         <w:pStyle w:val="BodyText"/>
+        <w:ind w:firstLine="420"/>
       </w:pPr>
       <w:r>
         <w:rPr>
@@ -977,6 +983,7 @@
     <w:p>
       <w:pPr>
         <w:pStyle w:val="BodyText"/>
+        <w:ind w:firstLine="420"/>
       </w:pPr>
       <w:r>
         <w:rPr>
@@ -1127,6 +1134,7 @@
     <w:p>
       <w:pPr>
         <w:pStyle w:val="FirstParagraph"/>
+        <w:ind w:firstLine="420"/>
       </w:pPr>
       <w:r>
         <w:rPr>
@@ -1150,6 +1158,7 @@
     <w:p>
       <w:pPr>
         <w:pStyle w:val="BodyText"/>
+        <w:ind w:firstLine="420"/>
       </w:pPr>
       <w:r>
         <w:rPr>
@@ -1374,6 +1383,7 @@
     <w:p>
       <w:pPr>
         <w:pStyle w:val="BodyText"/>
+        <w:ind w:firstLine="420"/>
       </w:pPr>
       <w:r>
         <w:rPr>
@@ -1421,6 +1431,7 @@
     <w:p>
       <w:pPr>
         <w:pStyle w:val="BodyText"/>
+        <w:ind w:firstLine="420"/>
       </w:pPr>
       <w:r>
         <w:rPr>
@@ -1576,6 +1587,7 @@
     <w:p>
       <w:pPr>
         <w:pStyle w:val="BodyText"/>
+        <w:ind w:firstLine="420"/>
       </w:pPr>
       <w:r>
         <w:rPr>
@@ -2033,6 +2045,7 @@
     <w:p>
       <w:pPr>
         <w:pStyle w:val="FirstParagraph"/>
+        <w:ind w:firstLine="420"/>
       </w:pPr>
       <w:r>
         <w:rPr>
@@ -2122,6 +2135,7 @@
     <w:p>
       <w:pPr>
         <w:pStyle w:val="BodyText"/>
+        <w:ind w:firstLine="420"/>
       </w:pPr>
       <w:r>
         <w:rPr>
@@ -2169,6 +2183,7 @@
     <w:p>
       <w:pPr>
         <w:pStyle w:val="BodyText"/>
+        <w:ind w:firstLine="420"/>
       </w:pPr>
       <w:r>
         <w:rPr>
@@ -2204,6 +2219,7 @@
     <w:p>
       <w:pPr>
         <w:pStyle w:val="BodyText"/>
+        <w:ind w:firstLine="420"/>
       </w:pPr>
       <w:r>
         <w:rPr>
@@ -2239,6 +2255,7 @@
     <w:p>
       <w:pPr>
         <w:pStyle w:val="BodyText"/>
+        <w:ind w:firstLine="420"/>
       </w:pPr>
       <w:r>
         <w:rPr>
@@ -2370,6 +2387,7 @@
     <w:p>
       <w:pPr>
         <w:pStyle w:val="FirstParagraph"/>
+        <w:ind w:firstLine="420"/>
       </w:pPr>
       <w:r>
         <w:rPr>
@@ -2513,6 +2531,7 @@
     <w:p>
       <w:pPr>
         <w:pStyle w:val="BodyText"/>
+        <w:ind w:firstLine="420"/>
       </w:pPr>
       <w:r>
         <w:rPr>
@@ -2706,6 +2725,7 @@
     <w:p>
       <w:pPr>
         <w:pStyle w:val="BodyText"/>
+        <w:ind w:firstLine="420"/>
       </w:pPr>
       <w:r>
         <w:rPr>
@@ -2723,6 +2743,7 @@
     <w:p>
       <w:pPr>
         <w:pStyle w:val="BodyText"/>
+        <w:ind w:firstLine="420"/>
       </w:pPr>
       <w:r>
         <w:rPr>
@@ -2907,6 +2928,7 @@
     <w:p>
       <w:pPr>
         <w:pStyle w:val="BodyText"/>
+        <w:ind w:firstLine="420"/>
       </w:pPr>
       <w:r>
         <w:rPr>
@@ -3058,6 +3080,7 @@
     <w:p>
       <w:pPr>
         <w:pStyle w:val="BodyText"/>
+        <w:ind w:firstLine="420"/>
       </w:pPr>
       <w:r>
         <w:rPr>
@@ -3240,6 +3263,7 @@
     <w:p>
       <w:pPr>
         <w:pStyle w:val="BodyText"/>
+        <w:ind w:firstLine="420"/>
       </w:pPr>
       <w:r>
         <w:rPr>
@@ -3379,6 +3403,7 @@
     <w:p>
       <w:pPr>
         <w:pStyle w:val="FirstParagraph"/>
+        <w:ind w:firstLine="420"/>
       </w:pPr>
       <w:r>
         <w:rPr>
@@ -3396,6 +3421,7 @@
     <w:p>
       <w:pPr>
         <w:pStyle w:val="BodyText"/>
+        <w:ind w:firstLine="420"/>
       </w:pPr>
       <w:r>
         <w:rPr>
@@ -3545,6 +3571,7 @@
     <w:p>
       <w:pPr>
         <w:pStyle w:val="BodyText"/>
+        <w:ind w:firstLine="420"/>
       </w:pPr>
       <w:r>
         <w:rPr>
@@ -3767,6 +3794,7 @@
     <w:p>
       <w:pPr>
         <w:pStyle w:val="BodyText"/>
+        <w:ind w:firstLine="420"/>
       </w:pPr>
       <w:r>
         <w:rPr>
@@ -4028,6 +4056,7 @@
     <w:p>
       <w:pPr>
         <w:pStyle w:val="BodyText"/>
+        <w:ind w:firstLine="420"/>
       </w:pPr>
       <w:r>
         <w:rPr>
@@ -4059,6 +4088,7 @@
     <w:p>
       <w:pPr>
         <w:pStyle w:val="BodyText"/>
+        <w:ind w:firstLine="420"/>
       </w:pPr>
       <w:r>
         <w:rPr>
@@ -4114,6 +4144,7 @@
     <w:p>
       <w:pPr>
         <w:pStyle w:val="BodyText"/>
+        <w:ind w:firstLine="420"/>
       </w:pPr>
       <w:r>
         <w:rPr>
@@ -4461,6 +4492,7 @@
     <w:p>
       <w:pPr>
         <w:pStyle w:val="FirstParagraph"/>
+        <w:ind w:firstLine="420"/>
       </w:pPr>
       <w:r>
         <w:rPr>
@@ -4862,6 +4894,7 @@
     <w:p>
       <w:pPr>
         <w:pStyle w:val="BodyText"/>
+        <w:ind w:firstLine="420"/>
       </w:pPr>
       <w:r>
         <w:rPr>
@@ -4929,6 +4962,7 @@
     <w:p>
       <w:pPr>
         <w:pStyle w:val="BodyText"/>
+        <w:ind w:firstLine="420"/>
       </w:pPr>
       <w:r>
         <w:rPr>
@@ -5002,6 +5036,7 @@
     <w:p>
       <w:pPr>
         <w:pStyle w:val="BodyText"/>
+        <w:ind w:firstLine="420"/>
       </w:pPr>
       <w:r>
         <w:rPr>
@@ -5129,6 +5164,7 @@
     <w:p>
       <w:pPr>
         <w:pStyle w:val="FirstParagraph"/>
+        <w:ind w:firstLine="420"/>
       </w:pPr>
       <w:r>
         <w:rPr>
@@ -5555,6 +5591,7 @@
     <w:p>
       <w:pPr>
         <w:pStyle w:val="BodyText"/>
+        <w:ind w:firstLine="420"/>
       </w:pPr>
       <w:r>
         <w:rPr>
@@ -5726,6 +5763,7 @@
     <w:p>
       <w:pPr>
         <w:pStyle w:val="BodyText"/>
+        <w:ind w:firstLine="420"/>
       </w:pPr>
       <w:r>
         <w:rPr>
@@ -5913,6 +5951,7 @@
     <w:p>
       <w:pPr>
         <w:pStyle w:val="FirstParagraph"/>
+        <w:ind w:firstLine="420"/>
       </w:pPr>
       <w:r>
         <w:rPr>
@@ -5986,6 +6025,7 @@
     <w:p>
       <w:pPr>
         <w:pStyle w:val="BodyText"/>
+        <w:ind w:firstLine="420"/>
       </w:pPr>
       <w:r>
         <w:rPr>
@@ -6091,6 +6131,7 @@
     <w:p>
       <w:pPr>
         <w:pStyle w:val="BodyText"/>
+        <w:ind w:firstLine="420"/>
       </w:pPr>
       <w:r>
         <w:rPr>
@@ -6183,6 +6224,7 @@
     <w:p>
       <w:pPr>
         <w:pStyle w:val="BodyText"/>
+        <w:ind w:firstLine="420"/>
       </w:pPr>
       <w:r>
         <w:rPr>
@@ -6311,6 +6353,7 @@
     <w:p>
       <w:pPr>
         <w:pStyle w:val="FirstParagraph"/>
+        <w:ind w:firstLine="420"/>
       </w:pPr>
       <w:r>
         <w:rPr>
@@ -6712,6 +6755,7 @@
     <w:p>
       <w:pPr>
         <w:pStyle w:val="BodyText"/>
+        <w:ind w:firstLine="420"/>
       </w:pPr>
       <w:r>
         <w:rPr>
@@ -6783,6 +6827,7 @@
     <w:p>
       <w:pPr>
         <w:pStyle w:val="BodyText"/>
+        <w:ind w:firstLine="420"/>
       </w:pPr>
       <w:r>
         <w:rPr>
@@ -7041,6 +7086,7 @@
     <w:p>
       <w:pPr>
         <w:pStyle w:val="BodyText"/>
+        <w:ind w:firstLine="420"/>
       </w:pPr>
       <w:r>
         <w:rPr>
@@ -7220,6 +7266,7 @@
     <w:p>
       <w:pPr>
         <w:pStyle w:val="FirstParagraph"/>
+        <w:ind w:firstLine="420"/>
       </w:pPr>
       <w:r>
         <w:rPr>
@@ -7527,6 +7574,7 @@
     <w:p>
       <w:pPr>
         <w:pStyle w:val="BodyText"/>
+        <w:ind w:firstLine="420"/>
       </w:pPr>
       <w:r>
         <w:rPr>
@@ -7620,6 +7668,7 @@
     <w:p>
       <w:pPr>
         <w:pStyle w:val="BodyText"/>
+        <w:ind w:firstLine="420"/>
       </w:pPr>
       <w:r>
         <w:rPr>
@@ -7731,6 +7780,7 @@
     <w:p>
       <w:pPr>
         <w:pStyle w:val="BodyText"/>
+        <w:ind w:firstLine="420"/>
       </w:pPr>
       <w:r>
         <w:rPr>
@@ -7834,6 +7884,7 @@
     <w:p>
       <w:pPr>
         <w:pStyle w:val="BodyText"/>
+        <w:ind w:firstLine="420"/>
       </w:pPr>
       <w:r>
         <w:rPr>
@@ -7877,6 +7928,7 @@
     <w:p>
       <w:pPr>
         <w:pStyle w:val="BodyText"/>
+        <w:ind w:firstLine="420"/>
       </w:pPr>
       <w:r>
         <w:rPr>
@@ -8052,6 +8104,7 @@
     <w:p>
       <w:pPr>
         <w:pStyle w:val="FirstParagraph"/>
+        <w:ind w:firstLine="420"/>
       </w:pPr>
       <w:r>
         <w:rPr>
@@ -8117,6 +8170,7 @@
     <w:p>
       <w:pPr>
         <w:pStyle w:val="BodyText"/>
+        <w:ind w:firstLine="420"/>
       </w:pPr>
       <w:r>
         <w:rPr>
@@ -8172,6 +8226,7 @@
     <w:p>
       <w:pPr>
         <w:pStyle w:val="BodyText"/>
+        <w:ind w:firstLine="420"/>
       </w:pPr>
       <w:r>
         <w:rPr>
@@ -8215,6 +8270,7 @@
     <w:p>
       <w:pPr>
         <w:pStyle w:val="BodyText"/>
+        <w:ind w:firstLine="420"/>
       </w:pPr>
       <w:r>
         <w:rPr>
@@ -8336,6 +8392,7 @@
     <w:p>
       <w:pPr>
         <w:pStyle w:val="FirstParagraph"/>
+        <w:ind w:firstLine="420"/>
       </w:pPr>
       <w:r>
         <w:rPr>
@@ -8465,6 +8522,7 @@
     <w:p>
       <w:pPr>
         <w:pStyle w:val="BodyText"/>
+        <w:ind w:firstLine="420"/>
       </w:pPr>
       <w:r>
         <w:rPr>
@@ -8520,6 +8578,7 @@
     <w:p>
       <w:pPr>
         <w:pStyle w:val="BodyText"/>
+        <w:ind w:firstLine="420"/>
       </w:pPr>
       <w:r>
         <w:rPr>
@@ -8593,6 +8652,7 @@
     <w:p>
       <w:pPr>
         <w:pStyle w:val="BodyText"/>
+        <w:ind w:firstLine="420"/>
       </w:pPr>
       <w:r>
         <w:rPr>
@@ -8783,6 +8843,7 @@
       <w:pPr>
         <w:pStyle w:val="FirstParagraph"/>
         <w:spacing w:after="80"/>
+        <w:ind w:firstLine="420"/>
       </w:pPr>
       <w:r>
         <w:rPr>
@@ -8802,6 +8863,15 @@
         <w:tblStyle w:val="Table"/>
         <w:tblW w:type="auto" w:w="0"/>
         <w:tblLook w:firstRow="1" w:lastRow="0" w:firstColumn="0" w:lastColumn="0" w:noHBand="0" w:noVBand="0" w:val="0020"/>
+        <w:jc w:val="center"/>
+        <w:tblBorders>
+          <w:top w:val="single" w:sz="12" w:space="0" w:color="333333"/>
+          <w:bottom w:val="single" w:sz="12" w:space="0" w:color="333333"/>
+          <w:left w:val="none"/>
+          <w:right w:val="none"/>
+          <w:insideH w:val="none"/>
+          <w:insideV w:val="none"/>
+        </w:tblBorders>
       </w:tblPr>
       <w:tblGrid>
         <w:gridCol w:w="2640"/>
@@ -8813,7 +8883,11 @@
           <w:tblHeader w:val="on"/>
         </w:trPr>
         <w:tc>
-          <w:tcPr/>
+          <w:tcPr>
+            <w:tcBorders>
+              <w:bottom w:val="single" w:sz="6" w:space="0" w:color="333333"/>
+            </w:tcBorders>
+          </w:tcPr>
           <w:p>
             <w:pPr>
               <w:pStyle w:val="Compact"/>
@@ -8822,7 +8896,11 @@
           </w:p>
         </w:tc>
         <w:tc>
-          <w:tcPr/>
+          <w:tcPr>
+            <w:tcBorders>
+              <w:bottom w:val="single" w:sz="6" w:space="0" w:color="333333"/>
+            </w:tcBorders>
+          </w:tcPr>
           <w:p>
             <w:pPr>
               <w:pStyle w:val="Compact"/>
@@ -8870,7 +8948,11 @@
           </w:p>
         </w:tc>
         <w:tc>
-          <w:tcPr/>
+          <w:tcPr>
+            <w:tcBorders>
+              <w:bottom w:val="single" w:sz="6" w:space="0" w:color="333333"/>
+            </w:tcBorders>
+          </w:tcPr>
           <w:p>
             <w:pPr>
               <w:pStyle w:val="Compact"/>
@@ -9118,6 +9200,7 @@
       <w:pPr>
         <w:pStyle w:val="BodyText"/>
         <w:spacing w:before="120"/>
+        <w:ind w:firstLine="420"/>
       </w:pPr>
       <w:r>
         <w:rPr>
@@ -9279,6 +9362,7 @@
     <w:p>
       <w:pPr>
         <w:pStyle w:val="BodyText"/>
+        <w:ind w:firstLine="420"/>
       </w:pPr>
       <w:r>
         <w:rPr>
@@ -9633,6 +9717,7 @@
     <w:p>
       <w:pPr>
         <w:pStyle w:val="FirstParagraph"/>
+        <w:ind w:firstLine="420"/>
       </w:pPr>
       <w:r>
         <w:rPr>
@@ -9865,6 +9950,7 @@
     <w:p>
       <w:pPr>
         <w:pStyle w:val="BodyText"/>
+        <w:ind w:firstLine="420"/>
       </w:pPr>
       <w:r>
         <w:rPr>
@@ -9932,6 +10018,7 @@
     <w:p>
       <w:pPr>
         <w:pStyle w:val="BodyText"/>
+        <w:ind w:firstLine="420"/>
       </w:pPr>
       <w:r>
         <w:rPr>
@@ -10062,6 +10149,7 @@
     <w:p>
       <w:pPr>
         <w:pStyle w:val="BodyText"/>
+        <w:ind w:firstLine="420"/>
       </w:pPr>
       <w:r>
         <w:rPr>
@@ -10177,6 +10265,7 @@
     <w:p>
       <w:pPr>
         <w:pStyle w:val="FirstParagraph"/>
+        <w:ind w:firstLine="420"/>
       </w:pPr>
       <w:r>
         <w:rPr>
@@ -10260,6 +10349,7 @@
     <w:p>
       <w:pPr>
         <w:pStyle w:val="BodyText"/>
+        <w:ind w:firstLine="420"/>
       </w:pPr>
       <w:r>
         <w:rPr>
@@ -10352,6 +10442,7 @@
       <w:pPr>
         <w:pStyle w:val="BodyText"/>
         <w:spacing w:after="80"/>
+        <w:ind w:firstLine="420"/>
       </w:pPr>
       <w:r>
         <w:rPr>
@@ -10409,6 +10500,15 @@
         <w:tblStyle w:val="Table"/>
         <w:tblW w:type="auto" w:w="0"/>
         <w:tblLook w:firstRow="1" w:lastRow="0" w:firstColumn="0" w:lastColumn="0" w:noHBand="0" w:noVBand="0" w:val="0020"/>
+        <w:jc w:val="center"/>
+        <w:tblBorders>
+          <w:top w:val="single" w:sz="12" w:space="0" w:color="333333"/>
+          <w:bottom w:val="single" w:sz="12" w:space="0" w:color="333333"/>
+          <w:left w:val="none"/>
+          <w:right w:val="none"/>
+          <w:insideH w:val="none"/>
+          <w:insideV w:val="none"/>
+        </w:tblBorders>
       </w:tblPr>
       <w:tblGrid>
         <w:gridCol w:w="2640"/>
@@ -10420,7 +10520,11 @@
           <w:tblHeader w:val="on"/>
         </w:trPr>
         <w:tc>
-          <w:tcPr/>
+          <w:tcPr>
+            <w:tcBorders>
+              <w:bottom w:val="single" w:sz="6" w:space="0" w:color="333333"/>
+            </w:tcBorders>
+          </w:tcPr>
           <w:p>
             <w:pPr>
               <w:pStyle w:val="Compact"/>
@@ -10443,7 +10547,11 @@
           </w:p>
         </w:tc>
         <w:tc>
-          <w:tcPr/>
+          <w:tcPr>
+            <w:tcBorders>
+              <w:bottom w:val="single" w:sz="6" w:space="0" w:color="333333"/>
+            </w:tcBorders>
+          </w:tcPr>
           <w:p>
             <w:pPr>
               <w:pStyle w:val="Compact"/>
@@ -10459,7 +10567,11 @@
           </w:p>
         </w:tc>
         <w:tc>
-          <w:tcPr/>
+          <w:tcPr>
+            <w:tcBorders>
+              <w:bottom w:val="single" w:sz="6" w:space="0" w:color="333333"/>
+            </w:tcBorders>
+          </w:tcPr>
           <w:p>
             <w:pPr>
               <w:pStyle w:val="Compact"/>
@@ -10622,6 +10734,7 @@
       <w:pPr>
         <w:pStyle w:val="BodyText"/>
         <w:spacing w:before="120"/>
+        <w:ind w:firstLine="420"/>
       </w:pPr>
       <w:r>
         <w:rPr>
@@ -10699,6 +10812,7 @@
     <w:p>
       <w:pPr>
         <w:pStyle w:val="FirstParagraph"/>
+        <w:ind w:firstLine="420"/>
       </w:pPr>
       <w:r>
         <w:rPr>
@@ -10965,6 +11079,7 @@
     <w:p>
       <w:pPr>
         <w:pStyle w:val="FirstParagraph"/>
+        <w:ind w:firstLine="420"/>
       </w:pPr>
       <w:r>
         <w:rPr>
@@ -11008,6 +11123,7 @@
     <w:p>
       <w:pPr>
         <w:pStyle w:val="BodyText"/>
+        <w:ind w:firstLine="420"/>
       </w:pPr>
       <w:r>
         <w:rPr>
@@ -11133,6 +11249,7 @@
     <w:p>
       <w:pPr>
         <w:pStyle w:val="BlockText"/>
+        <w:ind w:firstLine="420"/>
       </w:pPr>
       <w:r>
         <w:rPr>
